--- a/2025-2026 DECODE/theory/二维升阻力抛体模型.docx
+++ b/2025-2026 DECODE/theory/二维升阻力抛体模型.docx
@@ -50,29 +50,7 @@
           <w:sz w:val="21"/>
           <w:szCs w:val="21"/>
         </w:rPr>
-        <w:t>对基于Runge-</w:t>
-      </w:r>
-      <w:proofErr w:type="spellStart"/>
-      <w:r>
-        <w:rPr>
-          <w:rFonts w:ascii="宋体" w:eastAsia="宋体" w:hAnsi="宋体" w:hint="eastAsia"/>
-          <w:b/>
-          <w:bCs/>
-          <w:sz w:val="21"/>
-          <w:szCs w:val="21"/>
-        </w:rPr>
-        <w:t>Kutta</w:t>
-      </w:r>
-      <w:proofErr w:type="spellEnd"/>
-      <w:r>
-        <w:rPr>
-          <w:rFonts w:ascii="宋体" w:eastAsia="宋体" w:hAnsi="宋体" w:hint="eastAsia"/>
-          <w:b/>
-          <w:bCs/>
-          <w:sz w:val="21"/>
-          <w:szCs w:val="21"/>
-        </w:rPr>
-        <w:t xml:space="preserve"> IV的模拟落点函数</w:t>
+        <w:t>对基于Runge-Kutta IV的模拟落点函数</w:t>
       </w:r>
       <w:r>
         <w:rPr>
@@ -187,16 +165,14 @@
         </w:rPr>
         <w:t>注意到v和</w:t>
       </w:r>
-      <w:proofErr w:type="spellStart"/>
-      <w:r>
-        <w:rPr>
-          <w:rFonts w:ascii="宋体" w:eastAsia="宋体" w:hAnsi="宋体"/>
-          <w:sz w:val="21"/>
-          <w:szCs w:val="21"/>
-        </w:rPr>
-        <w:t>ez</w:t>
-      </w:r>
-      <w:proofErr w:type="spellEnd"/>
+      <w:r>
+        <w:rPr>
+          <w:rFonts w:ascii="宋体" w:eastAsia="宋体" w:hAnsi="宋体" w:hint="eastAsia"/>
+          <w:sz w:val="21"/>
+          <w:szCs w:val="21"/>
+        </w:rPr>
+        <w:t>单位向量z</w:t>
+      </w:r>
       <w:r>
         <w:rPr>
           <w:rFonts w:ascii="宋体" w:eastAsia="宋体" w:hAnsi="宋体"/>
@@ -750,7 +726,7 @@
     <w:p>
       <w:pPr>
         <w:rPr>
-          <w:rFonts w:ascii="宋体" w:eastAsia="宋体" w:hAnsi="宋体" w:hint="eastAsia"/>
+          <w:rFonts w:ascii="宋体" w:eastAsia="宋体" w:hAnsi="宋体"/>
           <w:sz w:val="21"/>
           <w:szCs w:val="21"/>
         </w:rPr>
@@ -761,25 +737,7 @@
           <w:sz w:val="21"/>
           <w:szCs w:val="21"/>
         </w:rPr>
-        <w:t>若炮台仰角，旋转角，初速度均可控，则容许自由度为1，其容许参数组合在全体状态空间为一条曲线；若任</w:t>
-      </w:r>
-      <w:proofErr w:type="gramStart"/>
-      <w:r>
-        <w:rPr>
-          <w:rFonts w:ascii="宋体" w:eastAsia="宋体" w:hAnsi="宋体"/>
-          <w:sz w:val="21"/>
-          <w:szCs w:val="21"/>
-        </w:rPr>
-        <w:t>一</w:t>
-      </w:r>
-      <w:proofErr w:type="gramEnd"/>
-      <w:r>
-        <w:rPr>
-          <w:rFonts w:ascii="宋体" w:eastAsia="宋体" w:hAnsi="宋体"/>
-          <w:sz w:val="21"/>
-          <w:szCs w:val="21"/>
-        </w:rPr>
-        <w:t>参数固定则有唯一解</w:t>
+        <w:t>若炮台仰角，旋转角，初速度均可控，则容许自由度为1，其容许参数组合在全体状态空间为一条曲线；若任一参数固定则有唯一解</w:t>
       </w:r>
       <w:r>
         <w:rPr>
@@ -797,29 +755,7 @@
           <w:sz w:val="21"/>
           <w:szCs w:val="21"/>
         </w:rPr>
-        <w:t>Runge-</w:t>
-      </w:r>
-      <w:proofErr w:type="spellStart"/>
-      <w:r>
-        <w:rPr>
-          <w:rFonts w:ascii="宋体" w:eastAsia="宋体" w:hAnsi="宋体" w:hint="eastAsia"/>
-          <w:b/>
-          <w:bCs/>
-          <w:sz w:val="21"/>
-          <w:szCs w:val="21"/>
-        </w:rPr>
-        <w:t>Kutta</w:t>
-      </w:r>
-      <w:proofErr w:type="spellEnd"/>
-      <w:r>
-        <w:rPr>
-          <w:rFonts w:ascii="宋体" w:eastAsia="宋体" w:hAnsi="宋体" w:hint="eastAsia"/>
-          <w:b/>
-          <w:bCs/>
-          <w:sz w:val="21"/>
-          <w:szCs w:val="21"/>
-        </w:rPr>
-        <w:t xml:space="preserve"> IV(RK4)</w:t>
+        <w:t>Runge-Kutta IV(RK4)</w:t>
       </w:r>
       <w:r>
         <w:rPr>
@@ -873,23 +809,13 @@
           <w:szCs w:val="21"/>
         </w:rPr>
       </w:pPr>
-      <w:proofErr w:type="gramStart"/>
-      <w:r>
-        <w:rPr>
-          <w:rFonts w:ascii="宋体" w:eastAsia="宋体" w:hAnsi="宋体"/>
-          <w:sz w:val="21"/>
-          <w:szCs w:val="21"/>
-        </w:rPr>
-        <w:t>设进行</w:t>
-      </w:r>
-      <w:proofErr w:type="gramEnd"/>
-      <w:r>
-        <w:rPr>
-          <w:rFonts w:ascii="宋体" w:eastAsia="宋体" w:hAnsi="宋体"/>
-          <w:sz w:val="21"/>
-          <w:szCs w:val="21"/>
-        </w:rPr>
-        <w:t xml:space="preserve"> </w:t>
+      <w:r>
+        <w:rPr>
+          <w:rFonts w:ascii="宋体" w:eastAsia="宋体" w:hAnsi="宋体"/>
+          <w:sz w:val="21"/>
+          <w:szCs w:val="21"/>
+        </w:rPr>
+        <w:t xml:space="preserve">设进行 </w:t>
       </w:r>
       <m:oMath>
         <m:r>
@@ -2265,25 +2191,7 @@
           <w:sz w:val="21"/>
           <w:szCs w:val="21"/>
         </w:rPr>
-        <w:t xml:space="preserve"> 非</w:t>
-      </w:r>
-      <w:proofErr w:type="gramStart"/>
-      <w:r>
-        <w:rPr>
-          <w:rFonts w:ascii="宋体" w:eastAsia="宋体" w:hAnsi="宋体"/>
-          <w:sz w:val="21"/>
-          <w:szCs w:val="21"/>
-        </w:rPr>
-        <w:t>凸</w:t>
-      </w:r>
-      <w:proofErr w:type="gramEnd"/>
-      <w:r>
-        <w:rPr>
-          <w:rFonts w:ascii="宋体" w:eastAsia="宋体" w:hAnsi="宋体"/>
-          <w:sz w:val="21"/>
-          <w:szCs w:val="21"/>
-        </w:rPr>
-        <w:t xml:space="preserve">且梯度解析形式复杂，但注意到 </w:t>
+        <w:t xml:space="preserve"> 非凸且梯度解析形式复杂，但注意到 </w:t>
       </w:r>
       <m:oMath>
         <m:r>
@@ -2305,25 +2213,7 @@
           <w:sz w:val="21"/>
           <w:szCs w:val="21"/>
         </w:rPr>
-        <w:t xml:space="preserve"> 在最小值的一个小邻域内近似</w:t>
-      </w:r>
-      <w:proofErr w:type="gramStart"/>
-      <w:r>
-        <w:rPr>
-          <w:rFonts w:ascii="宋体" w:eastAsia="宋体" w:hAnsi="宋体"/>
-          <w:sz w:val="21"/>
-          <w:szCs w:val="21"/>
-        </w:rPr>
-        <w:t>凸</w:t>
-      </w:r>
-      <w:proofErr w:type="gramEnd"/>
-      <w:r>
-        <w:rPr>
-          <w:rFonts w:ascii="宋体" w:eastAsia="宋体" w:hAnsi="宋体"/>
-          <w:sz w:val="21"/>
-          <w:szCs w:val="21"/>
-        </w:rPr>
-        <w:t>，故采用</w:t>
+        <w:t xml:space="preserve"> 在最小值的一个小邻域内近似凸，故采用</w:t>
       </w:r>
       <w:r>
         <w:rPr>
@@ -6788,28 +6678,18 @@
     <w:p>
       <w:pPr>
         <w:rPr>
-          <w:rFonts w:ascii="宋体" w:eastAsia="宋体" w:hAnsi="宋体" w:hint="eastAsia"/>
+          <w:rFonts w:ascii="宋体" w:eastAsia="宋体" w:hAnsi="宋体"/>
           <w:sz w:val="21"/>
           <w:szCs w:val="21"/>
         </w:rPr>
       </w:pPr>
-      <w:proofErr w:type="gramStart"/>
-      <w:r>
-        <w:rPr>
-          <w:rFonts w:ascii="宋体" w:eastAsia="宋体" w:hAnsi="宋体"/>
-          <w:sz w:val="21"/>
-          <w:szCs w:val="21"/>
-        </w:rPr>
-        <w:t>若固定</w:t>
-      </w:r>
-      <w:proofErr w:type="gramEnd"/>
-      <w:r>
-        <w:rPr>
-          <w:rFonts w:ascii="宋体" w:eastAsia="宋体" w:hAnsi="宋体"/>
-          <w:sz w:val="21"/>
-          <w:szCs w:val="21"/>
-        </w:rPr>
-        <w:t xml:space="preserve"> </w:t>
+      <w:r>
+        <w:rPr>
+          <w:rFonts w:ascii="宋体" w:eastAsia="宋体" w:hAnsi="宋体"/>
+          <w:sz w:val="21"/>
+          <w:szCs w:val="21"/>
+        </w:rPr>
+        <w:t xml:space="preserve">若固定 </w:t>
       </w:r>
       <m:oMath>
         <m:sSub>
@@ -7440,23 +7320,13 @@
           <w:szCs w:val="21"/>
         </w:rPr>
       </w:pPr>
-      <w:proofErr w:type="gramStart"/>
-      <w:r>
-        <w:rPr>
-          <w:rFonts w:ascii="宋体" w:eastAsia="宋体" w:hAnsi="宋体"/>
-          <w:sz w:val="21"/>
-          <w:szCs w:val="21"/>
-        </w:rPr>
-        <w:t>若固定</w:t>
-      </w:r>
-      <w:proofErr w:type="gramEnd"/>
-      <w:r>
-        <w:rPr>
-          <w:rFonts w:ascii="宋体" w:eastAsia="宋体" w:hAnsi="宋体"/>
-          <w:sz w:val="21"/>
-          <w:szCs w:val="21"/>
-        </w:rPr>
-        <w:t xml:space="preserve"> </w:t>
+      <w:r>
+        <w:rPr>
+          <w:rFonts w:ascii="宋体" w:eastAsia="宋体" w:hAnsi="宋体"/>
+          <w:sz w:val="21"/>
+          <w:szCs w:val="21"/>
+        </w:rPr>
+        <w:t xml:space="preserve">若固定 </w:t>
       </w:r>
       <m:oMath>
         <m:r>
